--- a/lessons/8-1-group1/homework.docx
+++ b/lessons/8-1-group1/homework.docx
@@ -80,7 +80,7 @@
         <w:spacing w:after="60" w:before="0"/>
       </w:pPr>
       <w:r>
-        <w:t xml:space="preserve">Content: With my small group, I can write an equation to represent a real-world situation — one step at a time, with support.</w:t>
+        <w:t xml:space="preserve">Content: With my small group, I can write an equation for a real situation and check whether a given value is a solution by substituting it — one step at a time, with support.</w:t>
       </w:r>
     </w:p>
     <w:p>
@@ -547,6 +547,69 @@
     </w:p>
     <w:p>
       <w:pPr>
+        <w:keepNext/>
+        <w:spacing w:after="20" w:before="80"/>
+        <w:jc w:val="center"/>
+      </w:pPr>
+      <w:r>
+        <w:drawing>
+          <wp:inline distT="0" distB="0" distL="0" distR="0">
+            <wp:extent cx="1047750" cy="790575"/>
+            <wp:effectExtent t="0" r="0" b="0" l="0"/>
+            <wp:docPr id="1" name="" descr="" title=""/>
+            <wp:cNvGraphicFramePr>
+              <a:graphicFrameLocks xmlns:a="http://schemas.openxmlformats.org/drawingml/2006/main" noChangeAspect="1"/>
+            </wp:cNvGraphicFramePr>
+            <a:graphic xmlns:a="http://schemas.openxmlformats.org/drawingml/2006/main">
+              <a:graphicData uri="http://schemas.openxmlformats.org/drawingml/2006/picture">
+                <pic:pic xmlns:pic="http://schemas.openxmlformats.org/drawingml/2006/picture">
+                  <pic:nvPicPr>
+                    <pic:cNvPr id="0" name="" descr=""/>
+                    <pic:cNvPicPr>
+                      <a:picLocks noChangeAspect="1" noChangeArrowheads="1"/>
+                    </pic:cNvPicPr>
+                  </pic:nvPicPr>
+                  <pic:blipFill>
+                    <a:blip r:embed="rId8" cstate="none"/>
+                    <a:srcRect/>
+                    <a:stretch>
+                      <a:fillRect/>
+                    </a:stretch>
+                  </pic:blipFill>
+                  <pic:spPr bwMode="auto">
+                    <a:xfrm>
+                      <a:off x="0" y="0"/>
+                      <a:ext cx="1047750" cy="790575"/>
+                    </a:xfrm>
+                    <a:prstGeom prst="rect">
+                      <a:avLst/>
+                    </a:prstGeom>
+                  </pic:spPr>
+                </pic:pic>
+              </a:graphicData>
+            </a:graphic>
+          </wp:inline>
+        </w:drawing>
+      </w:r>
+    </w:p>
+    <w:p>
+      <w:pPr>
+        <w:keepNext/>
+        <w:spacing w:after="120"/>
+      </w:pPr>
+      <w:r>
+        <w:rPr>
+          <w:b/>
+          <w:bCs/>
+        </w:rPr>
+        <w:t xml:space="preserve">Solution (Solución)</w:t>
+      </w:r>
+      <w:r>
+        <w:t xml:space="preserve"> — A value that makes an equation true when it is substituted for the variable.</w:t>
+      </w:r>
+    </w:p>
+    <w:p>
+      <w:pPr>
         <w:pStyle w:val="Heading2"/>
         <w:spacing w:after="120" w:before="240"/>
       </w:pPr>
@@ -689,7 +752,62 @@
           <w:b/>
           <w:bCs/>
         </w:rPr>
-        <w:t xml:space="preserve">3. Crack the Equation Error</w:t>
+        <w:t xml:space="preserve">3. A detective found some fingerprints on Monday and 14 more on Tuesday, for a total of 30. Which equation represents this?</w:t>
+      </w:r>
+    </w:p>
+    <w:p>
+      <w:pPr>
+        <w:spacing w:after="40" w:before="0"/>
+      </w:pPr>
+      <w:r>
+        <w:t xml:space="preserve">     A. f + 14 = 30</w:t>
+      </w:r>
+    </w:p>
+    <w:p>
+      <w:pPr>
+        <w:spacing w:after="40" w:before="0"/>
+      </w:pPr>
+      <w:r>
+        <w:t xml:space="preserve">     B. f − 14 = 30</w:t>
+      </w:r>
+    </w:p>
+    <w:p>
+      <w:pPr>
+        <w:spacing w:after="40" w:before="0"/>
+      </w:pPr>
+      <w:r>
+        <w:t xml:space="preserve">     C. 14f = 30</w:t>
+      </w:r>
+    </w:p>
+    <w:p>
+      <w:pPr>
+        <w:spacing w:after="40" w:before="0"/>
+      </w:pPr>
+      <w:r>
+        <w:t xml:space="preserve">     D. f / 14 = 30</w:t>
+      </w:r>
+    </w:p>
+    <w:p>
+      <w:pPr>
+        <w:spacing w:after="60" w:before="120"/>
+      </w:pPr>
+      <w:r>
+        <w:rPr>
+          <w:color w:val="BBBBBB"/>
+        </w:rPr>
+        <w:t xml:space="preserve">______________________________________________________________________</w:t>
+      </w:r>
+    </w:p>
+    <w:p>
+      <w:pPr>
+        <w:spacing w:after="80" w:before="0"/>
+      </w:pPr>
+      <w:r>
+        <w:rPr>
+          <w:b/>
+          <w:bCs/>
+        </w:rPr>
+        <w:t xml:space="preserve">4. Crack the Equation Error</w:t>
       </w:r>
     </w:p>
     <w:p>
@@ -770,7 +888,7 @@
           <w:b/>
           <w:bCs/>
         </w:rPr>
-        <w:t xml:space="preserve">4. A witness statement reads: 'A number c of security cameras plus 6 more equals 19.' Which equation matches?</w:t>
+        <w:t xml:space="preserve">5. A witness statement reads: 'A number c of security cameras plus 6 more equals 19.' Which equation matches?</w:t>
       </w:r>
     </w:p>
     <w:p>
@@ -825,7 +943,7 @@
           <w:b/>
           <w:bCs/>
         </w:rPr>
-        <w:t xml:space="preserve">5. The lab tech says: '5 times the number of evidence bags b equals 35.' Which equation represents this clue?</w:t>
+        <w:t xml:space="preserve">6. The lab tech says: '5 times the number of evidence bags b equals 35.' Which equation represents this clue?</w:t>
       </w:r>
     </w:p>
     <w:p>
@@ -880,7 +998,7 @@
           <w:b/>
           <w:bCs/>
         </w:rPr>
-        <w:t xml:space="preserve">6. A torn note reads: 'A suspect's case minutes m, after 9 fewer, leaves 24.' Which equation fits?</w:t>
+        <w:t xml:space="preserve">7. A torn note reads: 'A suspect's case minutes m, after 9 fewer, leaves 24.' Which equation fits?</w:t>
       </w:r>
     </w:p>
     <w:p>
@@ -935,7 +1053,7 @@
           <w:b/>
           <w:bCs/>
         </w:rPr>
-        <w:t xml:space="preserve">7. Level 2 Extension — Crack the Detective's Mistake</w:t>
+        <w:t xml:space="preserve">8. Level 2 Extension — Crack the Detective's Mistake</w:t>
       </w:r>
     </w:p>
     <w:p>
@@ -1008,114 +1126,65 @@
       </w:r>
     </w:p>
     <w:p>
+      <w:r>
+        <w:br w:type="page"/>
+      </w:r>
+    </w:p>
+    <w:p>
+      <w:pPr>
+        <w:pStyle w:val="Heading1"/>
+        <w:spacing w:after="120"/>
+      </w:pPr>
+      <w:r>
+        <w:rPr>
+          <w:b/>
+          <w:bCs/>
+        </w:rPr>
+        <w:t xml:space="preserve">Answer Key (Teacher)</w:t>
+      </w:r>
+    </w:p>
+    <w:p>
+      <w:pPr>
+        <w:spacing w:after="40" w:before="0"/>
+      </w:pPr>
+      <w:r>
+        <w:rPr>
+          <w:b/>
+          <w:bCs/>
+        </w:rPr>
+        <w:t xml:space="preserve">1. A. n + 12 = 30</w:t>
+      </w:r>
+    </w:p>
+    <w:p>
+      <w:pPr>
+        <w:spacing w:after="20" w:before="0"/>
+      </w:pPr>
+      <w:r>
+        <w:t xml:space="preserve">     'Plus' means addition, so the equation is n + 12 = 30.</w:t>
+      </w:r>
+    </w:p>
+    <w:p>
       <w:pPr>
         <w:spacing w:after="80" w:before="0"/>
-      </w:pPr>
-      <w:r>
-        <w:rPr>
-          <w:b/>
-          <w:bCs/>
-        </w:rPr>
-        <w:t xml:space="preserve">8. Find the Equation Error</w:t>
-      </w:r>
-    </w:p>
-    <w:p>
-      <w:pPr>
-        <w:spacing w:after="40" w:before="0"/>
-      </w:pPr>
-      <w:r>
-        <w:t xml:space="preserve">   Step 1 (Situation): Twice a number is 16</w:t>
-      </w:r>
-    </w:p>
-    <w:p>
-      <w:pPr>
-        <w:spacing w:after="40" w:before="0"/>
-      </w:pPr>
-      <w:r>
-        <w:t xml:space="preserve">   Step 2 (Identify operation): Twice means addition</w:t>
-      </w:r>
-    </w:p>
-    <w:p>
-      <w:pPr>
-        <w:spacing w:after="40" w:before="0"/>
-      </w:pPr>
-      <w:r>
-        <w:t xml:space="preserve">   Step 3 (Write equation): n + 2 = 16</w:t>
-      </w:r>
-    </w:p>
-    <w:p>
-      <w:pPr>
-        <w:spacing w:after="60" w:before="0"/>
       </w:pPr>
       <w:r>
         <w:rPr>
           <w:i/>
           <w:iCs/>
         </w:rPr>
-        <w:t xml:space="preserve">Which step has the mistake? Explain and fix it:</w:t>
-      </w:r>
-    </w:p>
-    <w:p>
-      <w:pPr>
-        <w:spacing w:after="60" w:before="120"/>
-      </w:pPr>
-      <w:r>
-        <w:rPr>
-          <w:color w:val="BBBBBB"/>
-        </w:rPr>
-        <w:t xml:space="preserve">______________________________________________________________________</w:t>
-      </w:r>
-    </w:p>
-    <w:p>
-      <w:pPr>
-        <w:spacing w:after="60" w:before="120"/>
-      </w:pPr>
-      <w:r>
-        <w:rPr>
-          <w:color w:val="BBBBBB"/>
-        </w:rPr>
-        <w:t xml:space="preserve">______________________________________________________________________</w:t>
-      </w:r>
-    </w:p>
-    <w:p>
-      <w:pPr>
-        <w:spacing w:after="60" w:before="120"/>
-      </w:pPr>
-      <w:r>
-        <w:rPr>
-          <w:color w:val="BBBBBB"/>
-        </w:rPr>
-        <w:t xml:space="preserve">______________________________________________________________________</w:t>
-      </w:r>
-    </w:p>
-    <w:p>
-      <w:r>
-        <w:br w:type="page"/>
-      </w:r>
-    </w:p>
-    <w:p>
-      <w:pPr>
-        <w:pStyle w:val="Heading1"/>
-        <w:spacing w:after="120"/>
-      </w:pPr>
-      <w:r>
-        <w:rPr>
-          <w:b/>
-          <w:bCs/>
-        </w:rPr>
-        <w:t xml:space="preserve">Answer Key (Teacher)</w:t>
-      </w:r>
-    </w:p>
-    <w:p>
-      <w:pPr>
-        <w:spacing w:after="40" w:before="0"/>
-      </w:pPr>
-      <w:r>
-        <w:rPr>
-          <w:b/>
-          <w:bCs/>
-        </w:rPr>
-        <w:t xml:space="preserve">1. A. n + 12 = 30</w:t>
+        <w:t xml:space="preserve">     Watch for: A common mistake in Write Equations is writing subtraction and division clues in the wrong order — putting the number from the clue first instead of the variable first. For 'a number decreased by 8 equals 5,' students often write 8 − n = 5 instead of the correct n − 8 = 5; for 'a number divided by 4 equals 6,' they write 4 ÷ n (or 4n) instead of n / 4 = 6. Always start with the variable, then attach the operation in the order the words describe it, and check by substituting your answer back in.</w:t>
+      </w:r>
+    </w:p>
+    <w:p>
+      <w:pPr>
+        <w:spacing w:after="40" w:before="0"/>
+      </w:pPr>
+      <w:r>
+        <w:rPr>
+          <w:b/>
+          <w:bCs/>
+        </w:rPr>
+        <w:t xml:space="preserve">2. A. n − 7 = 18</w:t>
       </w:r>
     </w:p>
     <w:p>
@@ -1123,7 +1192,7 @@
         <w:spacing w:after="20" w:before="0"/>
       </w:pPr>
       <w:r>
-        <w:t xml:space="preserve">     'Plus' means addition, so the equation is n + 12 = 30.</w:t>
+        <w:t xml:space="preserve">     'Seven less than a number' means start with the number and subtract 7: n − 7 = 18.</w:t>
       </w:r>
     </w:p>
     <w:p>
@@ -1147,7 +1216,7 @@
           <w:b/>
           <w:bCs/>
         </w:rPr>
-        <w:t xml:space="preserve">2. A. n − 7 = 18</w:t>
+        <w:t xml:space="preserve">3. A. f + 14 = 30</w:t>
       </w:r>
     </w:p>
     <w:p>
@@ -1155,7 +1224,7 @@
         <w:spacing w:after="20" w:before="0"/>
       </w:pPr>
       <w:r>
-        <w:t xml:space="preserve">     'Seven less than a number' means start with the number and subtract 7: n − 7 = 18.</w:t>
+        <w:t xml:space="preserve">     The detective's Monday fingerprints (f) plus 14 more equals 30: f + 14 = 30.</w:t>
       </w:r>
     </w:p>
     <w:p>
@@ -1179,7 +1248,7 @@
           <w:b/>
           <w:bCs/>
         </w:rPr>
-        <w:t xml:space="preserve">3. Crack the Equation Error</w:t>
+        <w:t xml:space="preserve">4. Crack the Equation Error</w:t>
       </w:r>
     </w:p>
     <w:p>
@@ -1215,7 +1284,7 @@
           <w:b/>
           <w:bCs/>
         </w:rPr>
-        <w:t xml:space="preserve">4. A. c + 6 = 19</w:t>
+        <w:t xml:space="preserve">5. A. c + 6 = 19</w:t>
       </w:r>
     </w:p>
     <w:p>
@@ -1247,7 +1316,7 @@
           <w:b/>
           <w:bCs/>
         </w:rPr>
-        <w:t xml:space="preserve">5. A. 5b = 35</w:t>
+        <w:t xml:space="preserve">6. A. 5b = 35</w:t>
       </w:r>
     </w:p>
     <w:p>
@@ -1279,7 +1348,7 @@
           <w:b/>
           <w:bCs/>
         </w:rPr>
-        <w:t xml:space="preserve">6. A. m − 9 = 24</w:t>
+        <w:t xml:space="preserve">7. A. m − 9 = 24</w:t>
       </w:r>
     </w:p>
     <w:p>
@@ -1311,7 +1380,7 @@
           <w:b/>
           <w:bCs/>
         </w:rPr>
-        <w:t xml:space="preserve">7. Level 2 Extension — Crack the Detective's Mistake</w:t>
+        <w:t xml:space="preserve">8. Level 2 Extension — Crack the Detective's Mistake</w:t>
       </w:r>
     </w:p>
     <w:p>
@@ -1336,42 +1405,6 @@
       </w:pPr>
       <w:r>
         <w:t xml:space="preserve">     Watch for: Choosing f for the footprints was fine, but the equation 4f = 6 turns the division into a multiplication. 'Divided by 4' means f is split into 4 equal groups, so the equation is f / 4 = 6, and 24 / 4 = 6 confirms it.</w:t>
-      </w:r>
-    </w:p>
-    <w:p>
-      <w:pPr>
-        <w:spacing w:after="40" w:before="0"/>
-      </w:pPr>
-      <w:r>
-        <w:rPr>
-          <w:b/>
-          <w:bCs/>
-        </w:rPr>
-        <w:t xml:space="preserve">8. Find the Equation Error</w:t>
-      </w:r>
-    </w:p>
-    <w:p>
-      <w:pPr>
-        <w:spacing w:after="20" w:before="0"/>
-      </w:pPr>
-      <w:r>
-        <w:t xml:space="preserve">     The mistake is in Step 2.</w:t>
-      </w:r>
-    </w:p>
-    <w:p>
-      <w:pPr>
-        <w:spacing w:after="20" w:before="0"/>
-      </w:pPr>
-      <w:r>
-        <w:t xml:space="preserve">     Correct work: 'Twice' means multiply by 2, not add 2. The correct equation is 2n = 16.</w:t>
-      </w:r>
-    </w:p>
-    <w:p>
-      <w:pPr>
-        <w:spacing w:after="80" w:before="0"/>
-      </w:pPr>
-      <w:r>
-        <w:t xml:space="preserve">     Watch for: The operation was named wrong at the start: 'twice' was called addition, which led to n + 2 = 16. Twice a number means two of that number, which is multiplication, so the equation is 2n = 16.</w:t>
       </w:r>
     </w:p>
     <w:sectPr>
